--- a/reports/Отчет.docx
+++ b/reports/Отчет.docx
@@ -352,7 +352,7 @@
           <w:sz w:val="28"/>
           <w:lang w:eastAsia="en-US" w:bidi="en-US"/>
         </w:rPr>
-        <w:t>__</w:t>
+        <w:t xml:space="preserve">Турасова </w:t>
       </w:r>
       <w:r>
         <w:rPr>
@@ -361,7 +361,7 @@
           <w:sz w:val="28"/>
           <w:lang w:eastAsia="en-US" w:bidi="en-US"/>
         </w:rPr>
-        <w:t>Турасова Мария Алексеевна</w:t>
+        <w:t>М.А</w:t>
       </w:r>
       <w:r>
         <w:rPr>
@@ -370,7 +370,7 @@
           <w:sz w:val="28"/>
           <w:lang w:eastAsia="en-US" w:bidi="en-US"/>
         </w:rPr>
-        <w:t>__</w:t>
+        <w:t xml:space="preserve">, </w:t>
       </w:r>
       <w:r>
         <w:rPr>
@@ -379,6 +379,15 @@
           <w:sz w:val="28"/>
           <w:lang w:eastAsia="en-US" w:bidi="en-US"/>
         </w:rPr>
+        <w:t>Захарова В.А</w:t>
+      </w:r>
+      <w:r>
+        <w:rPr>
+          <w:rFonts w:ascii="Times New Roman" w:eastAsia="Times New Roman" w:hAnsi="Times New Roman" w:cs="Times New Roman"/>
+          <w:color w:val="000000"/>
+          <w:sz w:val="28"/>
+          <w:lang w:eastAsia="en-US" w:bidi="en-US"/>
+        </w:rPr>
         <w:t xml:space="preserve"> Группа: </w:t>
       </w:r>
       <w:r>
@@ -388,25 +397,7 @@
           <w:sz w:val="28"/>
           <w:lang w:eastAsia="en-US" w:bidi="en-US"/>
         </w:rPr>
-        <w:t>_</w:t>
-      </w:r>
-      <w:r>
-        <w:rPr>
-          <w:rFonts w:ascii="Times New Roman" w:eastAsia="Times New Roman" w:hAnsi="Times New Roman" w:cs="Times New Roman"/>
-          <w:color w:val="000000"/>
-          <w:sz w:val="28"/>
-          <w:lang w:eastAsia="en-US" w:bidi="en-US"/>
-        </w:rPr>
         <w:t>253-332</w:t>
-      </w:r>
-      <w:r>
-        <w:rPr>
-          <w:rFonts w:ascii="Times New Roman" w:eastAsia="Times New Roman" w:hAnsi="Times New Roman" w:cs="Times New Roman"/>
-          <w:color w:val="000000"/>
-          <w:sz w:val="28"/>
-          <w:lang w:eastAsia="en-US" w:bidi="en-US"/>
-        </w:rPr>
-        <w:t>__</w:t>
       </w:r>
     </w:p>
     <w:p>
@@ -607,8 +598,10 @@
     <w:sdt>
       <w:sdtPr>
         <w:rPr>
-          <w:rFonts w:ascii="Times New Roman" w:hAnsi="Times New Roman" w:cs="Times New Roman"/>
+          <w:rFonts w:ascii="Times New Roman" w:eastAsia="Calibri" w:hAnsi="Times New Roman" w:cs="Times New Roman"/>
           <w:color w:val="000000" w:themeColor="text1"/>
+          <w:sz w:val="22"/>
+          <w:szCs w:val="22"/>
         </w:rPr>
         <w:id w:val="-136804789"/>
         <w:docPartObj>
@@ -618,12 +611,10 @@
       </w:sdtPr>
       <w:sdtEndPr>
         <w:rPr>
-          <w:rFonts w:ascii="Calibri" w:eastAsia="Calibri" w:hAnsi="Calibri" w:cs="Calibri"/>
+          <w:rFonts w:ascii="Calibri" w:hAnsi="Calibri" w:cs="Calibri"/>
           <w:b/>
           <w:bCs/>
           <w:color w:val="auto"/>
-          <w:sz w:val="22"/>
-          <w:szCs w:val="22"/>
         </w:rPr>
       </w:sdtEndPr>
       <w:sdtContent>
@@ -1596,27 +1587,21 @@
       <w:r>
         <w:t xml:space="preserve">Проектная практика была направлена на изучение современных инструментов разработки программного обеспечения, систем контроля версий, методов документирования и публикации результатов проектной деятельности. В качестве объекта исследования выступил проект </w:t>
       </w:r>
-      <w:proofErr w:type="spellStart"/>
       <w:r>
         <w:t>MoodShare</w:t>
       </w:r>
-      <w:proofErr w:type="spellEnd"/>
       <w:r>
         <w:t xml:space="preserve"> — цифровое решение для мониторинга эмоционального состояния пользователей. Практика выполнялась в соответствии с требованиями задания Московского Политеха и включала работу с </w:t>
       </w:r>
-      <w:proofErr w:type="spellStart"/>
       <w:r>
         <w:t>Git</w:t>
       </w:r>
-      <w:proofErr w:type="spellEnd"/>
       <w:r>
         <w:t xml:space="preserve">, </w:t>
       </w:r>
-      <w:proofErr w:type="spellStart"/>
       <w:r>
         <w:t>Markdown</w:t>
       </w:r>
-      <w:proofErr w:type="spellEnd"/>
       <w:r>
         <w:t xml:space="preserve">, </w:t>
       </w:r>
@@ -1644,11 +1629,9 @@
       <w:r>
         <w:t xml:space="preserve">Актуальность проекта обусловлена ростом интереса к цифровым инструментам поддержки психологического благополучия. Современные мобильные приложения позволяют пользователям отслеживать изменения настроения, анализировать эмоциональные реакции и формировать полезные привычки самонаблюдения. Проект </w:t>
       </w:r>
-      <w:proofErr w:type="spellStart"/>
       <w:r>
         <w:t>MoodShare</w:t>
       </w:r>
-      <w:proofErr w:type="spellEnd"/>
       <w:r>
         <w:t xml:space="preserve"> ориентирован на решение данных задач и может использоваться как инструмент повышения эмоциональной осознанности.</w:t>
       </w:r>
@@ -1865,21 +1848,7 @@
           <w:lang w:eastAsia="en-US"/>
         </w:rPr>
         <w:lastRenderedPageBreak/>
-        <w:t xml:space="preserve">Настроить систему контроля версий </w:t>
-      </w:r>
-      <w:proofErr w:type="spellStart"/>
-      <w:r>
-        <w:rPr>
-          <w:lang w:eastAsia="en-US"/>
-        </w:rPr>
-        <w:t>Git</w:t>
-      </w:r>
-      <w:proofErr w:type="spellEnd"/>
-      <w:r>
-        <w:rPr>
-          <w:lang w:eastAsia="en-US"/>
-        </w:rPr>
-        <w:t xml:space="preserve"> и создать репозиторий проекта.</w:t>
+        <w:t>Настроить систему контроля версий Git и создать репозиторий проекта.</w:t>
       </w:r>
     </w:p>
     <w:p>
@@ -1898,21 +1867,7 @@
         <w:rPr>
           <w:lang w:eastAsia="en-US"/>
         </w:rPr>
-        <w:t xml:space="preserve">Освоить основные команды </w:t>
-      </w:r>
-      <w:proofErr w:type="spellStart"/>
-      <w:r>
-        <w:rPr>
-          <w:lang w:eastAsia="en-US"/>
-        </w:rPr>
-        <w:t>Git</w:t>
-      </w:r>
-      <w:proofErr w:type="spellEnd"/>
-      <w:r>
-        <w:rPr>
-          <w:lang w:eastAsia="en-US"/>
-        </w:rPr>
-        <w:t xml:space="preserve"> и организовать работу с версиями.</w:t>
+        <w:t>Освоить основные команды Git и организовать работу с версиями.</w:t>
       </w:r>
     </w:p>
     <w:p>
@@ -1931,21 +1886,7 @@
         <w:rPr>
           <w:lang w:eastAsia="en-US"/>
         </w:rPr>
-        <w:t xml:space="preserve">Подготовить документацию проекта в формате </w:t>
-      </w:r>
-      <w:proofErr w:type="spellStart"/>
-      <w:r>
-        <w:rPr>
-          <w:lang w:eastAsia="en-US"/>
-        </w:rPr>
-        <w:t>Markdown</w:t>
-      </w:r>
-      <w:proofErr w:type="spellEnd"/>
-      <w:r>
-        <w:rPr>
-          <w:lang w:eastAsia="en-US"/>
-        </w:rPr>
-        <w:t>.</w:t>
+        <w:t>Подготовить документацию проекта в формате Markdown.</w:t>
       </w:r>
     </w:p>
     <w:p>
@@ -2019,79 +1960,7 @@
         <w:ind w:firstLine="1"/>
       </w:pPr>
       <w:r>
-        <w:t xml:space="preserve">Особое внимание уделено использованию </w:t>
-      </w:r>
-      <w:proofErr w:type="spellStart"/>
-      <w:r>
-        <w:t>Git</w:t>
-      </w:r>
-      <w:proofErr w:type="spellEnd"/>
-      <w:r>
-        <w:t xml:space="preserve">. В рамках работы были освоены основные команды системы контроля версий: </w:t>
-      </w:r>
-      <w:proofErr w:type="spellStart"/>
-      <w:r>
-        <w:t>clone</w:t>
-      </w:r>
-      <w:proofErr w:type="spellEnd"/>
-      <w:r>
-        <w:t xml:space="preserve">, </w:t>
-      </w:r>
-      <w:proofErr w:type="spellStart"/>
-      <w:r>
-        <w:t>add</w:t>
-      </w:r>
-      <w:proofErr w:type="spellEnd"/>
-      <w:r>
-        <w:t xml:space="preserve">, </w:t>
-      </w:r>
-      <w:proofErr w:type="spellStart"/>
-      <w:r>
-        <w:t>commit</w:t>
-      </w:r>
-      <w:proofErr w:type="spellEnd"/>
-      <w:r>
-        <w:t xml:space="preserve">, </w:t>
-      </w:r>
-      <w:proofErr w:type="spellStart"/>
-      <w:r>
-        <w:t>push</w:t>
-      </w:r>
-      <w:proofErr w:type="spellEnd"/>
-      <w:r>
-        <w:t xml:space="preserve">, </w:t>
-      </w:r>
-      <w:proofErr w:type="spellStart"/>
-      <w:r>
-        <w:t>pull</w:t>
-      </w:r>
-      <w:proofErr w:type="spellEnd"/>
-      <w:r>
-        <w:t xml:space="preserve">, </w:t>
-      </w:r>
-      <w:proofErr w:type="spellStart"/>
-      <w:r>
-        <w:t>branch</w:t>
-      </w:r>
-      <w:proofErr w:type="spellEnd"/>
-      <w:r>
-        <w:t xml:space="preserve"> и </w:t>
-      </w:r>
-      <w:proofErr w:type="spellStart"/>
-      <w:r>
-        <w:t>merge</w:t>
-      </w:r>
-      <w:proofErr w:type="spellEnd"/>
-      <w:r>
-        <w:t xml:space="preserve">. Использование </w:t>
-      </w:r>
-      <w:proofErr w:type="spellStart"/>
-      <w:r>
-        <w:t>Git</w:t>
-      </w:r>
-      <w:proofErr w:type="spellEnd"/>
-      <w:r>
-        <w:t xml:space="preserve"> позволило организовать контроль изменений и обеспечить сохранность результатов разработки.</w:t>
+        <w:t>Особое внимание уделено использованию Git. В рамках работы были освоены основные команды системы контроля версий: clone, add, commit, push, pull, branch и merge. Использование Git позволило организовать контроль изменений и обеспечить сохранность результатов разработки.</w:t>
       </w:r>
     </w:p>
     <w:p>
@@ -2100,33 +1969,7 @@
         <w:ind w:firstLine="708"/>
       </w:pPr>
       <w:r>
-        <w:t xml:space="preserve">В процессе выполнения задания возникли технические сложности, связанные с SSL-сертификатами при работе с </w:t>
-      </w:r>
-      <w:proofErr w:type="spellStart"/>
-      <w:r>
-        <w:t>GitHub</w:t>
-      </w:r>
-      <w:proofErr w:type="spellEnd"/>
-      <w:r>
-        <w:t>. Проблема была решена путём временного отключения проверки сертификатов (</w:t>
-      </w:r>
-      <w:proofErr w:type="spellStart"/>
-      <w:proofErr w:type="gramStart"/>
-      <w:r>
-        <w:t>http.sslVerify</w:t>
-      </w:r>
-      <w:proofErr w:type="spellEnd"/>
-      <w:proofErr w:type="gramEnd"/>
-      <w:r>
-        <w:t>=</w:t>
-      </w:r>
-      <w:proofErr w:type="spellStart"/>
-      <w:r>
-        <w:t>false</w:t>
-      </w:r>
-      <w:proofErr w:type="spellEnd"/>
-      <w:r>
-        <w:t>) с последующим восстановлением настроек безопасности.</w:t>
+        <w:t>В процессе выполнения задания возникли технические сложности, связанные с SSL-сертификатами при работе с GitHub. Проблема была решена путём временного отключения проверки сертификатов (http.sslVerify=false) с последующим восстановлением настроек безопасности.</w:t>
       </w:r>
     </w:p>
     <w:p>
@@ -2134,15 +1977,7 @@
         <w:pStyle w:val="a4"/>
       </w:pPr>
       <w:r>
-        <w:t xml:space="preserve">Документация проекта подготовлена в формате </w:t>
-      </w:r>
-      <w:proofErr w:type="spellStart"/>
-      <w:r>
-        <w:t>Markdown</w:t>
-      </w:r>
-      <w:proofErr w:type="spellEnd"/>
-      <w:r>
-        <w:t>. Такой подход обеспечивает удобство редактирования, совместной работы и публикации материалов.</w:t>
+        <w:t>Документация проекта подготовлена в формате Markdown. Такой подход обеспечивает удобство редактирования, совместной работы и публикации материалов.</w:t>
       </w:r>
     </w:p>
     <w:p>
@@ -2150,10 +1985,7 @@
         <w:pStyle w:val="a4"/>
       </w:pPr>
       <w:r>
-        <w:t xml:space="preserve"> </w:t>
-      </w:r>
-      <w:r>
-        <w:t>Дополнительно был проведён анализ структуры каталогов, навигации по сайту и организации контента. Выявлено соответствие требованиям практического задания</w:t>
+        <w:t xml:space="preserve"> Дополнительно был проведён анализ структуры каталогов, навигации по сайту и организации контента. Выявлено соответствие требованиям практического задания</w:t>
       </w:r>
     </w:p>
     <w:p>
@@ -2195,6 +2027,7 @@
         <w:ind w:left="1134" w:firstLine="0"/>
       </w:pPr>
       <w:r>
+        <w:lastRenderedPageBreak/>
         <w:t>• главная страница;</w:t>
       </w:r>
     </w:p>
@@ -2231,7 +2064,6 @@
         <w:ind w:left="1134" w:firstLine="0"/>
       </w:pPr>
       <w:r>
-        <w:lastRenderedPageBreak/>
         <w:t>• полезные ресурсы.</w:t>
       </w:r>
     </w:p>
@@ -2248,71 +2080,7 @@
         <w:pStyle w:val="a4"/>
       </w:pPr>
       <w:r>
-        <w:t>При разработке сайта использовались принципы адаптивного веб-дизайна (</w:t>
-      </w:r>
-      <w:proofErr w:type="spellStart"/>
-      <w:r>
-        <w:t>responsive</w:t>
-      </w:r>
-      <w:proofErr w:type="spellEnd"/>
-      <w:r>
-        <w:t xml:space="preserve"> </w:t>
-      </w:r>
-      <w:proofErr w:type="spellStart"/>
-      <w:r>
-        <w:t>web</w:t>
-      </w:r>
-      <w:proofErr w:type="spellEnd"/>
-      <w:r>
-        <w:t xml:space="preserve"> </w:t>
-      </w:r>
-      <w:proofErr w:type="spellStart"/>
-      <w:r>
-        <w:t>design</w:t>
-      </w:r>
-      <w:proofErr w:type="spellEnd"/>
-      <w:r>
-        <w:t>), что обеспечивает корректное отображение страниц на устройствах с разным разрешением экрана: от мобильных телефонов до настольных мониторов. Для стилизации элементов применялись CSS-фреймворки и медиа-запросы. Структура HTML-документов построена с использованием семантических тегов (&lt;</w:t>
-      </w:r>
-      <w:proofErr w:type="spellStart"/>
-      <w:r>
-        <w:t>header</w:t>
-      </w:r>
-      <w:proofErr w:type="spellEnd"/>
-      <w:r>
-        <w:t>&gt;, &lt;</w:t>
-      </w:r>
-      <w:proofErr w:type="spellStart"/>
-      <w:r>
-        <w:t>nav</w:t>
-      </w:r>
-      <w:proofErr w:type="spellEnd"/>
-      <w:r>
-        <w:t>&gt;, &lt;</w:t>
-      </w:r>
-      <w:proofErr w:type="spellStart"/>
-      <w:r>
-        <w:t>main</w:t>
-      </w:r>
-      <w:proofErr w:type="spellEnd"/>
-      <w:r>
-        <w:t>&gt;, &lt;</w:t>
-      </w:r>
-      <w:proofErr w:type="spellStart"/>
-      <w:r>
-        <w:t>article</w:t>
-      </w:r>
-      <w:proofErr w:type="spellEnd"/>
-      <w:r>
-        <w:t>&gt;, &lt;</w:t>
-      </w:r>
-      <w:proofErr w:type="spellStart"/>
-      <w:r>
-        <w:t>footer</w:t>
-      </w:r>
-      <w:proofErr w:type="spellEnd"/>
-      <w:r>
-        <w:t>&gt;), что положительно влияет на SEO-оптимизацию и доступность сайта для людей с ограниченными возможностями (WCAG).</w:t>
+        <w:t>При разработке сайта использовались принципы адаптивного веб-дизайна (responsive web design), что обеспечивает корректное отображение страниц на устройствах с разным разрешением экрана: от мобильных телефонов до настольных мониторов. Для стилизации элементов применялись CSS-фреймворки и медиа-запросы. Структура HTML-документов построена с использованием семантических тегов (&lt;header&gt;, &lt;nav&gt;, &lt;main&gt;, &lt;article&gt;, &lt;footer&gt;), что положительно влияет на SEO-оптимизацию и доступность сайта для людей с ограниченными возможностями (WCAG).</w:t>
       </w:r>
     </w:p>
     <w:p>
@@ -2339,31 +2107,9 @@
         <w:rPr>
           <w:rFonts w:eastAsia="Times New Roman"/>
         </w:rPr>
-        <w:t xml:space="preserve">Описание достигнутых результатов по </w:t>
-      </w:r>
-      <w:proofErr w:type="spellStart"/>
-      <w:r>
-        <w:rPr>
-          <w:rFonts w:eastAsia="Times New Roman"/>
-        </w:rPr>
-        <w:t>проектной</w:t>
-      </w:r>
-      <w:proofErr w:type="spellEnd"/>
-      <w:r>
-        <w:rPr>
-          <w:rFonts w:eastAsia="Times New Roman"/>
-        </w:rPr>
-        <w:t xml:space="preserve"> </w:t>
-      </w:r>
-      <w:proofErr w:type="spellStart"/>
-      <w:r>
-        <w:rPr>
-          <w:rFonts w:eastAsia="Times New Roman"/>
-        </w:rPr>
-        <w:t>практике</w:t>
+        <w:t>Описание достигнутых результатов по проектной практике</w:t>
       </w:r>
       <w:bookmarkEnd w:id="5"/>
-      <w:proofErr w:type="spellEnd"/>
     </w:p>
     <w:p>
       <w:pPr>
@@ -2379,15 +2125,7 @@
         <w:ind w:left="1134" w:firstLine="0"/>
       </w:pPr>
       <w:r>
-        <w:t xml:space="preserve">• создан и настроен </w:t>
-      </w:r>
-      <w:proofErr w:type="spellStart"/>
-      <w:r>
-        <w:t>Git</w:t>
-      </w:r>
-      <w:proofErr w:type="spellEnd"/>
-      <w:r>
-        <w:t>-репозиторий проекта;</w:t>
+        <w:t>• создан и настроен Git-репозиторий проекта;</w:t>
       </w:r>
     </w:p>
     <w:p>
@@ -2396,15 +2134,7 @@
         <w:ind w:left="1134" w:firstLine="0"/>
       </w:pPr>
       <w:r>
-        <w:t xml:space="preserve">• изучены команды </w:t>
-      </w:r>
-      <w:proofErr w:type="spellStart"/>
-      <w:r>
-        <w:t>Git</w:t>
-      </w:r>
-      <w:proofErr w:type="spellEnd"/>
-      <w:r>
-        <w:t xml:space="preserve"> для управления версиями;</w:t>
+        <w:t>• изучены команды Git для управления версиями;</w:t>
       </w:r>
     </w:p>
     <w:p>
@@ -2413,15 +2143,7 @@
         <w:ind w:left="1134" w:firstLine="0"/>
       </w:pPr>
       <w:r>
-        <w:t xml:space="preserve">• подготовлена документация в формате </w:t>
-      </w:r>
-      <w:proofErr w:type="spellStart"/>
-      <w:r>
-        <w:t>Markdown</w:t>
-      </w:r>
-      <w:proofErr w:type="spellEnd"/>
-      <w:r>
-        <w:t>;</w:t>
+        <w:t>• подготовлена документация в формате Markdown;</w:t>
       </w:r>
     </w:p>
     <w:p>
@@ -2430,15 +2152,7 @@
         <w:ind w:left="1134" w:firstLine="0"/>
       </w:pPr>
       <w:r>
-        <w:t xml:space="preserve">• разработан статический веб-сайт проекта </w:t>
-      </w:r>
-      <w:proofErr w:type="spellStart"/>
-      <w:r>
-        <w:t>MoodShare</w:t>
-      </w:r>
-      <w:proofErr w:type="spellEnd"/>
-      <w:r>
-        <w:t>;</w:t>
+        <w:t>• разработан статический веб-сайт проекта MoodShare;</w:t>
       </w:r>
     </w:p>
     <w:p>
@@ -2482,6 +2196,7 @@
         <w:pStyle w:val="a4"/>
       </w:pPr>
       <w:r>
+        <w:lastRenderedPageBreak/>
         <w:t>Анализ содержимого сайта показал, что проект содержит описание целей и задач приложения, результаты исследования аудитории (120 респондентов), сведения об участниках команды, этапы разработки MVP и перечень используемых технологий. Это подтверждает успешное выполнение требований практики и демонстрирует освоение студентом современных инструментов разработки и документирования проектов.</w:t>
       </w:r>
     </w:p>
@@ -2500,9 +2215,15 @@
     <w:p>
       <w:pPr>
         <w:pStyle w:val="1"/>
+        <w:rPr>
+          <w:lang w:val="ru-RU"/>
+        </w:rPr>
       </w:pPr>
       <w:bookmarkStart w:id="6" w:name="_Toc232207257"/>
       <w:r>
+        <w:rPr>
+          <w:lang w:val="ru-RU"/>
+        </w:rPr>
         <w:lastRenderedPageBreak/>
         <w:t>ЗАКЛЮЧЕНИЕ</w:t>
       </w:r>
@@ -2519,77 +2240,21 @@
         <w:rPr>
           <w:lang w:eastAsia="en-US"/>
         </w:rPr>
-        <w:t xml:space="preserve">В ходе проектной практики были получены практические навыки работы с системой контроля версий </w:t>
-      </w:r>
-      <w:proofErr w:type="spellStart"/>
-      <w:r>
+        <w:t>В ходе проектной практики были получены практические навыки работы с системой контроля версий Git, платформой GitHub, языком разметки Markdown и технологиями веб-разработки HTML/CSS. Выполненные задачи позволили закрепить знания, полученные в ходе обучения, и приобрести опыт коллективной работы над проектом.</w:t>
+      </w:r>
+    </w:p>
+    <w:p>
+      <w:pPr>
+        <w:pStyle w:val="a4"/>
         <w:rPr>
           <w:lang w:eastAsia="en-US"/>
         </w:rPr>
-        <w:t>Git</w:t>
-      </w:r>
-      <w:proofErr w:type="spellEnd"/>
+      </w:pPr>
       <w:r>
         <w:rPr>
           <w:lang w:eastAsia="en-US"/>
         </w:rPr>
-        <w:t xml:space="preserve">, платформой </w:t>
-      </w:r>
-      <w:proofErr w:type="spellStart"/>
-      <w:r>
-        <w:rPr>
-          <w:lang w:eastAsia="en-US"/>
-        </w:rPr>
-        <w:t>GitHub</w:t>
-      </w:r>
-      <w:proofErr w:type="spellEnd"/>
-      <w:r>
-        <w:rPr>
-          <w:lang w:eastAsia="en-US"/>
-        </w:rPr>
-        <w:t xml:space="preserve">, языком разметки </w:t>
-      </w:r>
-      <w:proofErr w:type="spellStart"/>
-      <w:r>
-        <w:rPr>
-          <w:lang w:eastAsia="en-US"/>
-        </w:rPr>
-        <w:t>Markdown</w:t>
-      </w:r>
-      <w:proofErr w:type="spellEnd"/>
-      <w:r>
-        <w:rPr>
-          <w:lang w:eastAsia="en-US"/>
-        </w:rPr>
-        <w:t xml:space="preserve"> и технологиями веб-разработки HTML/CSS. Выполненные задачи позволили закрепить знания, полученные в ходе обучения, и приобрести опыт коллективной работы над проектом.</w:t>
-      </w:r>
-    </w:p>
-    <w:p>
-      <w:pPr>
-        <w:pStyle w:val="a4"/>
-        <w:rPr>
-          <w:lang w:eastAsia="en-US"/>
-        </w:rPr>
-      </w:pPr>
-      <w:r>
-        <w:rPr>
-          <w:lang w:eastAsia="en-US"/>
-        </w:rPr>
-        <w:t xml:space="preserve">Созданный сайт обеспечивает представление проекта </w:t>
-      </w:r>
-      <w:proofErr w:type="spellStart"/>
-      <w:r>
-        <w:rPr>
-          <w:lang w:eastAsia="en-US"/>
-        </w:rPr>
-        <w:t>MoodShare</w:t>
-      </w:r>
-      <w:proofErr w:type="spellEnd"/>
-      <w:r>
-        <w:rPr>
-          <w:lang w:eastAsia="en-US"/>
-        </w:rPr>
-        <w:t>, содержит необходимую документацию и может использоваться для дальнейшего развития проекта. Практика способствовала развитию навыков проектирования, анализа требований, документирования и организации командной разработки.</w:t>
+        <w:t>Созданный сайт обеспечивает представление проекта MoodShare, содержит необходимую документацию и может использоваться для дальнейшего развития проекта. Практика способствовала развитию навыков проектирования, анализа требований, документирования и организации командной разработки.</w:t>
       </w:r>
     </w:p>
     <w:p>
@@ -2628,23 +2293,7 @@
         </w:numPr>
       </w:pPr>
       <w:r>
-        <w:t xml:space="preserve">Шатилов, Ю. Ю. Web-технологии : учебное пособие / Ю. Ю. Шатилов, О. В. </w:t>
-      </w:r>
-      <w:proofErr w:type="spellStart"/>
-      <w:r>
-        <w:t>Шиляева</w:t>
-      </w:r>
-      <w:proofErr w:type="spellEnd"/>
-      <w:r>
-        <w:t xml:space="preserve">. — </w:t>
-      </w:r>
-      <w:proofErr w:type="spellStart"/>
-      <w:r>
-        <w:t>Ростов</w:t>
-      </w:r>
-      <w:proofErr w:type="spellEnd"/>
-      <w:r>
-        <w:t xml:space="preserve">-на-Дону: Рост. гос. строит. ун-т, 2015. — 100 с. </w:t>
+        <w:t xml:space="preserve">Шатилов, Ю. Ю. Web-технологии : учебное пособие / Ю. Ю. Шатилов, О. В. Шиляева. — Ростов-на-Дону: Рост. гос. строит. ун-т, 2015. — 100 с. </w:t>
       </w:r>
     </w:p>
     <w:p>
@@ -2655,53 +2304,8 @@
           <w:numId w:val="14"/>
         </w:numPr>
       </w:pPr>
-      <w:proofErr w:type="spellStart"/>
-      <w:r>
-        <w:t>Medvedev</w:t>
-      </w:r>
-      <w:proofErr w:type="spellEnd"/>
-      <w:r>
-        <w:t xml:space="preserve">, M. A. Web Technologies </w:t>
-      </w:r>
-      <w:proofErr w:type="spellStart"/>
-      <w:r>
-        <w:t>in</w:t>
-      </w:r>
-      <w:proofErr w:type="spellEnd"/>
-      <w:r>
-        <w:t xml:space="preserve"> Business: </w:t>
-      </w:r>
-      <w:proofErr w:type="spellStart"/>
-      <w:r>
-        <w:t>textbook</w:t>
-      </w:r>
-      <w:proofErr w:type="spellEnd"/>
-      <w:r>
-        <w:t xml:space="preserve"> / M. A. </w:t>
-      </w:r>
-      <w:proofErr w:type="spellStart"/>
-      <w:r>
-        <w:t>Medvedev</w:t>
-      </w:r>
-      <w:proofErr w:type="spellEnd"/>
-      <w:r>
-        <w:t xml:space="preserve">, M. A. </w:t>
-      </w:r>
-      <w:proofErr w:type="spellStart"/>
-      <w:r>
-        <w:t>Medvedeva</w:t>
-      </w:r>
-      <w:proofErr w:type="spellEnd"/>
-      <w:r>
-        <w:t xml:space="preserve">; под редакцией D. B. </w:t>
-      </w:r>
-      <w:proofErr w:type="spellStart"/>
-      <w:r>
-        <w:t>Berg</w:t>
-      </w:r>
-      <w:proofErr w:type="spellEnd"/>
-      <w:r>
-        <w:t xml:space="preserve">. — Екатеринбург: Издательство Уральского университета, 2024. </w:t>
+      <w:r>
+        <w:t xml:space="preserve">Medvedev, M. A. Web Technologies in Business: textbook / M. A. Medvedev, M. A. Medvedeva; под редакцией D. B. Berg. — Екатеринбург: Издательство Уральского университета, 2024. </w:t>
       </w:r>
     </w:p>
     <w:p>
@@ -2712,31 +2316,10 @@
           <w:numId w:val="14"/>
         </w:numPr>
       </w:pPr>
-      <w:proofErr w:type="spellStart"/>
-      <w:r>
-        <w:t>GitHub</w:t>
-      </w:r>
-      <w:proofErr w:type="spellEnd"/>
-      <w:r>
-        <w:t xml:space="preserve"> </w:t>
-      </w:r>
-      <w:proofErr w:type="spellStart"/>
-      <w:r>
-        <w:t>Docs</w:t>
-      </w:r>
-      <w:proofErr w:type="spellEnd"/>
-      <w:r>
-        <w:t xml:space="preserve">: официальная документация / </w:t>
-      </w:r>
-      <w:proofErr w:type="spellStart"/>
-      <w:r>
-        <w:t>GitHub</w:t>
-      </w:r>
-      <w:proofErr w:type="spellEnd"/>
-      <w:r>
-        <w:t>. — Электронные текстовые данные. — URL: </w:t>
-      </w:r>
-      <w:hyperlink r:id="rId6" w:tgtFrame="_blank" w:history="1">
+      <w:r>
+        <w:t>GitHub Docs: официальная документация / GitHub. — Электронные текстовые данные. — URL: </w:t>
+      </w:r>
+      <w:hyperlink r:id="rId8" w:tgtFrame="_blank" w:history="1">
         <w:r>
           <w:rPr>
             <w:rStyle w:val="a6"/>
@@ -2762,31 +2345,10 @@
           <w:numId w:val="14"/>
         </w:numPr>
       </w:pPr>
-      <w:proofErr w:type="spellStart"/>
-      <w:r>
-        <w:t>Markdown</w:t>
-      </w:r>
-      <w:proofErr w:type="spellEnd"/>
-      <w:r>
-        <w:t xml:space="preserve"> Guide / </w:t>
-      </w:r>
-      <w:proofErr w:type="spellStart"/>
-      <w:r>
-        <w:t>Matt</w:t>
-      </w:r>
-      <w:proofErr w:type="spellEnd"/>
-      <w:r>
-        <w:t xml:space="preserve"> </w:t>
-      </w:r>
-      <w:proofErr w:type="spellStart"/>
-      <w:r>
-        <w:t>Cone</w:t>
-      </w:r>
-      <w:proofErr w:type="spellEnd"/>
-      <w:r>
-        <w:t>. — Электронные текстовые данные. — URL: </w:t>
-      </w:r>
-      <w:hyperlink r:id="rId7" w:tgtFrame="_blank" w:history="1">
+      <w:r>
+        <w:t>Markdown Guide / Matt Cone. — Электронные текстовые данные. — URL: </w:t>
+      </w:r>
+      <w:hyperlink r:id="rId9" w:tgtFrame="_blank" w:history="1">
         <w:r>
           <w:rPr>
             <w:rStyle w:val="a6"/>
@@ -2813,17 +2375,9 @@
         </w:numPr>
       </w:pPr>
       <w:r>
-        <w:t xml:space="preserve">MDN Web </w:t>
-      </w:r>
-      <w:proofErr w:type="spellStart"/>
-      <w:r>
-        <w:t>Docs</w:t>
-      </w:r>
-      <w:proofErr w:type="spellEnd"/>
-      <w:r>
-        <w:t>: документация по HTML и CSS / Mozilla. — Электронные текстовые данные. — URL: </w:t>
-      </w:r>
-      <w:hyperlink r:id="rId8" w:tgtFrame="_blank" w:history="1">
+        <w:t>MDN Web Docs: документация по HTML и CSS / Mozilla. — Электронные текстовые данные. — URL: </w:t>
+      </w:r>
+      <w:hyperlink r:id="rId10" w:tgtFrame="_blank" w:history="1">
         <w:r>
           <w:rPr>
             <w:rStyle w:val="a6"/>
@@ -2849,7 +2403,7 @@
       </w:pPr>
     </w:p>
     <w:sectPr>
-      <w:footerReference w:type="default" r:id="rId9"/>
+      <w:footerReference w:type="default" r:id="rId11"/>
       <w:pgSz w:w="11906" w:h="16838"/>
       <w:pgMar w:top="1134" w:right="850" w:bottom="1134" w:left="1134" w:header="708" w:footer="708" w:gutter="0"/>
       <w:pgNumType w:start="1"/>
@@ -2858,6 +2412,31 @@
     </w:sectPr>
   </w:body>
 </w:document>
+</file>
+
+<file path=word/endnotes.xml><?xml version="1.0" encoding="utf-8"?>
+<w:endnotes xmlns:wpc="http://schemas.microsoft.com/office/word/2010/wordprocessingCanvas" xmlns:cx="http://schemas.microsoft.com/office/drawing/2014/chartex" xmlns:cx1="http://schemas.microsoft.com/office/drawing/2015/9/8/chartex" xmlns:cx2="http://schemas.microsoft.com/office/drawing/2015/10/21/chartex" xmlns:cx3="http://schemas.microsoft.com/office/drawing/2016/5/9/chartex" xmlns:cx4="http://schemas.microsoft.com/office/drawing/2016/5/10/chartex" xmlns:cx5="http://schemas.microsoft.com/office/drawing/2016/5/11/chartex" xmlns:cx6="http://schemas.microsoft.com/office/drawing/2016/5/12/chartex" xmlns:cx7="http://schemas.microsoft.com/office/drawing/2016/5/13/chartex" xmlns:cx8="http://schemas.microsoft.com/office/drawing/2016/5/14/chartex" xmlns:mc="http://schemas.openxmlformats.org/markup-compatibility/2006" xmlns:aink="http://schemas.microsoft.com/office/drawing/2016/ink" xmlns:am3d="http://schemas.microsoft.com/office/drawing/2017/model3d" xmlns:o="urn:schemas-microsoft-com:office:office" xmlns:r="http://schemas.openxmlformats.org/officeDocument/2006/relationships" xmlns:m="http://schemas.openxmlformats.org/officeDocument/2006/math" xmlns:v="urn:schemas-microsoft-com:vml" xmlns:wp14="http://schemas.microsoft.com/office/word/2010/wordprocessingDrawing" xmlns:wp="http://schemas.openxmlformats.org/drawingml/2006/wordprocessingDrawing" xmlns:w10="urn:schemas-microsoft-com:office:word" xmlns:w="http://schemas.openxmlformats.org/wordprocessingml/2006/main" xmlns:w14="http://schemas.microsoft.com/office/word/2010/wordml" xmlns:w15="http://schemas.microsoft.com/office/word/2012/wordml" xmlns:w16cex="http://schemas.microsoft.com/office/word/2018/wordml/cex" xmlns:w16cid="http://schemas.microsoft.com/office/word/2016/wordml/cid" xmlns:w16="http://schemas.microsoft.com/office/word/2018/wordml" xmlns:w16sdtdh="http://schemas.microsoft.com/office/word/2020/wordml/sdtdatahash" xmlns:w16se="http://schemas.microsoft.com/office/word/2015/wordml/symex" xmlns:wpg="http://schemas.microsoft.com/office/word/2010/wordprocessingGroup" xmlns:wpi="http://schemas.microsoft.com/office/word/2010/wordprocessingInk" xmlns:wne="http://schemas.microsoft.com/office/word/2006/wordml" xmlns:wps="http://schemas.microsoft.com/office/word/2010/wordprocessingShape" mc:Ignorable="w14 w15 w16se w16cid w16 w16cex w16sdtdh wp14">
+  <w:endnote w:type="separator" w:id="-1">
+    <w:p>
+      <w:pPr>
+        <w:spacing w:after="0" w:line="240" w:lineRule="auto"/>
+      </w:pPr>
+      <w:r>
+        <w:separator/>
+      </w:r>
+    </w:p>
+  </w:endnote>
+  <w:endnote w:type="continuationSeparator" w:id="0">
+    <w:p>
+      <w:pPr>
+        <w:spacing w:after="0" w:line="240" w:lineRule="auto"/>
+      </w:pPr>
+      <w:r>
+        <w:continuationSeparator/>
+      </w:r>
+    </w:p>
+  </w:endnote>
+</w:endnotes>
 </file>
 
 <file path=word/footer1.xml><?xml version="1.0" encoding="utf-8"?>
@@ -2902,6 +2481,31 @@
     </w:pPr>
   </w:p>
 </w:ftr>
+</file>
+
+<file path=word/footnotes.xml><?xml version="1.0" encoding="utf-8"?>
+<w:footnotes xmlns:wpc="http://schemas.microsoft.com/office/word/2010/wordprocessingCanvas" xmlns:cx="http://schemas.microsoft.com/office/drawing/2014/chartex" xmlns:cx1="http://schemas.microsoft.com/office/drawing/2015/9/8/chartex" xmlns:cx2="http://schemas.microsoft.com/office/drawing/2015/10/21/chartex" xmlns:cx3="http://schemas.microsoft.com/office/drawing/2016/5/9/chartex" xmlns:cx4="http://schemas.microsoft.com/office/drawing/2016/5/10/chartex" xmlns:cx5="http://schemas.microsoft.com/office/drawing/2016/5/11/chartex" xmlns:cx6="http://schemas.microsoft.com/office/drawing/2016/5/12/chartex" xmlns:cx7="http://schemas.microsoft.com/office/drawing/2016/5/13/chartex" xmlns:cx8="http://schemas.microsoft.com/office/drawing/2016/5/14/chartex" xmlns:mc="http://schemas.openxmlformats.org/markup-compatibility/2006" xmlns:aink="http://schemas.microsoft.com/office/drawing/2016/ink" xmlns:am3d="http://schemas.microsoft.com/office/drawing/2017/model3d" xmlns:o="urn:schemas-microsoft-com:office:office" xmlns:r="http://schemas.openxmlformats.org/officeDocument/2006/relationships" xmlns:m="http://schemas.openxmlformats.org/officeDocument/2006/math" xmlns:v="urn:schemas-microsoft-com:vml" xmlns:wp14="http://schemas.microsoft.com/office/word/2010/wordprocessingDrawing" xmlns:wp="http://schemas.openxmlformats.org/drawingml/2006/wordprocessingDrawing" xmlns:w10="urn:schemas-microsoft-com:office:word" xmlns:w="http://schemas.openxmlformats.org/wordprocessingml/2006/main" xmlns:w14="http://schemas.microsoft.com/office/word/2010/wordml" xmlns:w15="http://schemas.microsoft.com/office/word/2012/wordml" xmlns:w16cex="http://schemas.microsoft.com/office/word/2018/wordml/cex" xmlns:w16cid="http://schemas.microsoft.com/office/word/2016/wordml/cid" xmlns:w16="http://schemas.microsoft.com/office/word/2018/wordml" xmlns:w16sdtdh="http://schemas.microsoft.com/office/word/2020/wordml/sdtdatahash" xmlns:w16se="http://schemas.microsoft.com/office/word/2015/wordml/symex" xmlns:wpg="http://schemas.microsoft.com/office/word/2010/wordprocessingGroup" xmlns:wpi="http://schemas.microsoft.com/office/word/2010/wordprocessingInk" xmlns:wne="http://schemas.microsoft.com/office/word/2006/wordml" xmlns:wps="http://schemas.microsoft.com/office/word/2010/wordprocessingShape" mc:Ignorable="w14 w15 w16se w16cid w16 w16cex w16sdtdh wp14">
+  <w:footnote w:type="separator" w:id="-1">
+    <w:p>
+      <w:pPr>
+        <w:spacing w:after="0" w:line="240" w:lineRule="auto"/>
+      </w:pPr>
+      <w:r>
+        <w:separator/>
+      </w:r>
+    </w:p>
+  </w:footnote>
+  <w:footnote w:type="continuationSeparator" w:id="0">
+    <w:p>
+      <w:pPr>
+        <w:spacing w:after="0" w:line="240" w:lineRule="auto"/>
+      </w:pPr>
+      <w:r>
+        <w:continuationSeparator/>
+      </w:r>
+    </w:p>
+  </w:footnote>
+</w:footnotes>
 </file>
 
 <file path=word/numbering.xml><?xml version="1.0" encoding="utf-8"?>

--- a/reports/Отчет.docx
+++ b/reports/Отчет.docx
@@ -91,7 +91,7 @@
           <w:szCs w:val="24"/>
           <w:lang w:eastAsia="en-US" w:bidi="en-US"/>
         </w:rPr>
-        <w:t xml:space="preserve">Факультет </w:t>
+        <w:t>Факультет информационных технологий</w:t>
       </w:r>
       <w:r>
         <w:rPr>
@@ -101,10 +101,8 @@
           <w:szCs w:val="24"/>
           <w:lang w:eastAsia="en-US" w:bidi="en-US"/>
         </w:rPr>
-        <w:t>_____</w:t>
-      </w:r>
-      <w:r>
-        <w:t xml:space="preserve"> </w:t>
+        <w:br/>
+        <w:t xml:space="preserve">Кафедра </w:t>
       </w:r>
       <w:r>
         <w:rPr>
@@ -114,44 +112,7 @@
           <w:szCs w:val="24"/>
           <w:lang w:eastAsia="en-US" w:bidi="en-US"/>
         </w:rPr>
-        <w:t>Информационных технологий</w:t>
-      </w:r>
-      <w:r>
-        <w:rPr>
-          <w:rFonts w:ascii="Times New Roman" w:eastAsia="Times New Roman" w:hAnsi="Times New Roman" w:cs="Times New Roman"/>
-          <w:color w:val="000000"/>
-          <w:sz w:val="24"/>
-          <w:szCs w:val="24"/>
-          <w:lang w:eastAsia="en-US" w:bidi="en-US"/>
-        </w:rPr>
-        <w:t>______</w:t>
-      </w:r>
-      <w:r>
-        <w:rPr>
-          <w:rFonts w:ascii="Times New Roman" w:eastAsia="Times New Roman" w:hAnsi="Times New Roman" w:cs="Times New Roman"/>
-          <w:color w:val="000000"/>
-          <w:sz w:val="24"/>
-          <w:szCs w:val="24"/>
-          <w:lang w:eastAsia="en-US" w:bidi="en-US"/>
-        </w:rPr>
-        <w:br/>
-        <w:t>Кафедра «</w:t>
-      </w:r>
-      <w:r>
-        <w:rPr>
-          <w:rFonts w:ascii="Times New Roman" w:hAnsi="Times New Roman" w:cs="Times New Roman"/>
-        </w:rPr>
-        <w:t>Информационные системы и технологии</w:t>
-      </w:r>
-      <w:r>
-        <w:rPr>
-          <w:rFonts w:ascii="Times New Roman" w:eastAsia="Times New Roman" w:hAnsi="Times New Roman" w:cs="Times New Roman"/>
-          <w:color w:val="000000"/>
-          <w:sz w:val="24"/>
-          <w:szCs w:val="24"/>
-          <w:lang w:eastAsia="en-US" w:bidi="en-US"/>
-        </w:rPr>
-        <w:t>»</w:t>
+        <w:t>«Информатика и информационные технологии»</w:t>
       </w:r>
     </w:p>
     <w:p>
@@ -195,7 +156,7 @@
           <w:szCs w:val="24"/>
           <w:lang w:eastAsia="en-US" w:bidi="en-US"/>
         </w:rPr>
-        <w:t>______________________________________</w:t>
+        <w:t>09.03.02 Информационные системы и технологии</w:t>
       </w:r>
     </w:p>
     <w:p>
@@ -354,6 +315,7 @@
         </w:rPr>
         <w:t xml:space="preserve">Турасова </w:t>
       </w:r>
+      <w:proofErr w:type="gramStart"/>
       <w:r>
         <w:rPr>
           <w:rFonts w:ascii="Times New Roman" w:eastAsia="Times New Roman" w:hAnsi="Times New Roman" w:cs="Times New Roman"/>
@@ -363,6 +325,7 @@
         </w:rPr>
         <w:t>М.А</w:t>
       </w:r>
+      <w:proofErr w:type="gramEnd"/>
       <w:r>
         <w:rPr>
           <w:rFonts w:ascii="Times New Roman" w:eastAsia="Times New Roman" w:hAnsi="Times New Roman" w:cs="Times New Roman"/>
@@ -1587,21 +1550,27 @@
       <w:r>
         <w:t xml:space="preserve">Проектная практика была направлена на изучение современных инструментов разработки программного обеспечения, систем контроля версий, методов документирования и публикации результатов проектной деятельности. В качестве объекта исследования выступил проект </w:t>
       </w:r>
+      <w:proofErr w:type="spellStart"/>
       <w:r>
         <w:t>MoodShare</w:t>
       </w:r>
+      <w:proofErr w:type="spellEnd"/>
       <w:r>
         <w:t xml:space="preserve"> — цифровое решение для мониторинга эмоционального состояния пользователей. Практика выполнялась в соответствии с требованиями задания Московского Политеха и включала работу с </w:t>
       </w:r>
+      <w:proofErr w:type="spellStart"/>
       <w:r>
         <w:t>Git</w:t>
       </w:r>
+      <w:proofErr w:type="spellEnd"/>
       <w:r>
         <w:t xml:space="preserve">, </w:t>
       </w:r>
+      <w:proofErr w:type="spellStart"/>
       <w:r>
         <w:t>Markdown</w:t>
       </w:r>
+      <w:proofErr w:type="spellEnd"/>
       <w:r>
         <w:t xml:space="preserve">, </w:t>
       </w:r>
@@ -1629,9 +1598,11 @@
       <w:r>
         <w:t xml:space="preserve">Актуальность проекта обусловлена ростом интереса к цифровым инструментам поддержки психологического благополучия. Современные мобильные приложения позволяют пользователям отслеживать изменения настроения, анализировать эмоциональные реакции и формировать полезные привычки самонаблюдения. Проект </w:t>
       </w:r>
+      <w:proofErr w:type="spellStart"/>
       <w:r>
         <w:t>MoodShare</w:t>
       </w:r>
+      <w:proofErr w:type="spellEnd"/>
       <w:r>
         <w:t xml:space="preserve"> ориентирован на решение данных задач и может использоваться как инструмент повышения эмоциональной осознанности.</w:t>
       </w:r>
@@ -1848,7 +1819,21 @@
           <w:lang w:eastAsia="en-US"/>
         </w:rPr>
         <w:lastRenderedPageBreak/>
-        <w:t>Настроить систему контроля версий Git и создать репозиторий проекта.</w:t>
+        <w:t xml:space="preserve">Настроить систему контроля версий </w:t>
+      </w:r>
+      <w:proofErr w:type="spellStart"/>
+      <w:r>
+        <w:rPr>
+          <w:lang w:eastAsia="en-US"/>
+        </w:rPr>
+        <w:t>Git</w:t>
+      </w:r>
+      <w:proofErr w:type="spellEnd"/>
+      <w:r>
+        <w:rPr>
+          <w:lang w:eastAsia="en-US"/>
+        </w:rPr>
+        <w:t xml:space="preserve"> и создать репозиторий проекта.</w:t>
       </w:r>
     </w:p>
     <w:p>
@@ -1867,7 +1852,21 @@
         <w:rPr>
           <w:lang w:eastAsia="en-US"/>
         </w:rPr>
-        <w:t>Освоить основные команды Git и организовать работу с версиями.</w:t>
+        <w:t xml:space="preserve">Освоить основные команды </w:t>
+      </w:r>
+      <w:proofErr w:type="spellStart"/>
+      <w:r>
+        <w:rPr>
+          <w:lang w:eastAsia="en-US"/>
+        </w:rPr>
+        <w:t>Git</w:t>
+      </w:r>
+      <w:proofErr w:type="spellEnd"/>
+      <w:r>
+        <w:rPr>
+          <w:lang w:eastAsia="en-US"/>
+        </w:rPr>
+        <w:t xml:space="preserve"> и организовать работу с версиями.</w:t>
       </w:r>
     </w:p>
     <w:p>
@@ -1886,7 +1885,21 @@
         <w:rPr>
           <w:lang w:eastAsia="en-US"/>
         </w:rPr>
-        <w:t>Подготовить документацию проекта в формате Markdown.</w:t>
+        <w:t xml:space="preserve">Подготовить документацию проекта в формате </w:t>
+      </w:r>
+      <w:proofErr w:type="spellStart"/>
+      <w:r>
+        <w:rPr>
+          <w:lang w:eastAsia="en-US"/>
+        </w:rPr>
+        <w:t>Markdown</w:t>
+      </w:r>
+      <w:proofErr w:type="spellEnd"/>
+      <w:r>
+        <w:rPr>
+          <w:lang w:eastAsia="en-US"/>
+        </w:rPr>
+        <w:t>.</w:t>
       </w:r>
     </w:p>
     <w:p>
@@ -1960,7 +1973,79 @@
         <w:ind w:firstLine="1"/>
       </w:pPr>
       <w:r>
-        <w:t>Особое внимание уделено использованию Git. В рамках работы были освоены основные команды системы контроля версий: clone, add, commit, push, pull, branch и merge. Использование Git позволило организовать контроль изменений и обеспечить сохранность результатов разработки.</w:t>
+        <w:t xml:space="preserve">Особое внимание уделено использованию </w:t>
+      </w:r>
+      <w:proofErr w:type="spellStart"/>
+      <w:r>
+        <w:t>Git</w:t>
+      </w:r>
+      <w:proofErr w:type="spellEnd"/>
+      <w:r>
+        <w:t xml:space="preserve">. В рамках работы были освоены основные команды системы контроля версий: </w:t>
+      </w:r>
+      <w:proofErr w:type="spellStart"/>
+      <w:r>
+        <w:t>clone</w:t>
+      </w:r>
+      <w:proofErr w:type="spellEnd"/>
+      <w:r>
+        <w:t xml:space="preserve">, </w:t>
+      </w:r>
+      <w:proofErr w:type="spellStart"/>
+      <w:r>
+        <w:t>add</w:t>
+      </w:r>
+      <w:proofErr w:type="spellEnd"/>
+      <w:r>
+        <w:t xml:space="preserve">, </w:t>
+      </w:r>
+      <w:proofErr w:type="spellStart"/>
+      <w:r>
+        <w:t>commit</w:t>
+      </w:r>
+      <w:proofErr w:type="spellEnd"/>
+      <w:r>
+        <w:t xml:space="preserve">, </w:t>
+      </w:r>
+      <w:proofErr w:type="spellStart"/>
+      <w:r>
+        <w:t>push</w:t>
+      </w:r>
+      <w:proofErr w:type="spellEnd"/>
+      <w:r>
+        <w:t xml:space="preserve">, </w:t>
+      </w:r>
+      <w:proofErr w:type="spellStart"/>
+      <w:r>
+        <w:t>pull</w:t>
+      </w:r>
+      <w:proofErr w:type="spellEnd"/>
+      <w:r>
+        <w:t xml:space="preserve">, </w:t>
+      </w:r>
+      <w:proofErr w:type="spellStart"/>
+      <w:r>
+        <w:t>branch</w:t>
+      </w:r>
+      <w:proofErr w:type="spellEnd"/>
+      <w:r>
+        <w:t xml:space="preserve"> и </w:t>
+      </w:r>
+      <w:proofErr w:type="spellStart"/>
+      <w:r>
+        <w:t>merge</w:t>
+      </w:r>
+      <w:proofErr w:type="spellEnd"/>
+      <w:r>
+        <w:t xml:space="preserve">. Использование </w:t>
+      </w:r>
+      <w:proofErr w:type="spellStart"/>
+      <w:r>
+        <w:t>Git</w:t>
+      </w:r>
+      <w:proofErr w:type="spellEnd"/>
+      <w:r>
+        <w:t xml:space="preserve"> позволило организовать контроль изменений и обеспечить сохранность результатов разработки.</w:t>
       </w:r>
     </w:p>
     <w:p>
@@ -1969,7 +2054,33 @@
         <w:ind w:firstLine="708"/>
       </w:pPr>
       <w:r>
-        <w:t>В процессе выполнения задания возникли технические сложности, связанные с SSL-сертификатами при работе с GitHub. Проблема была решена путём временного отключения проверки сертификатов (http.sslVerify=false) с последующим восстановлением настроек безопасности.</w:t>
+        <w:t xml:space="preserve">В процессе выполнения задания возникли технические сложности, связанные с SSL-сертификатами при работе с </w:t>
+      </w:r>
+      <w:proofErr w:type="spellStart"/>
+      <w:r>
+        <w:t>GitHub</w:t>
+      </w:r>
+      <w:proofErr w:type="spellEnd"/>
+      <w:r>
+        <w:t>. Проблема была решена путём временного отключения проверки сертификатов (</w:t>
+      </w:r>
+      <w:proofErr w:type="spellStart"/>
+      <w:proofErr w:type="gramStart"/>
+      <w:r>
+        <w:t>http.sslVerify</w:t>
+      </w:r>
+      <w:proofErr w:type="spellEnd"/>
+      <w:proofErr w:type="gramEnd"/>
+      <w:r>
+        <w:t>=</w:t>
+      </w:r>
+      <w:proofErr w:type="spellStart"/>
+      <w:r>
+        <w:t>false</w:t>
+      </w:r>
+      <w:proofErr w:type="spellEnd"/>
+      <w:r>
+        <w:t>) с последующим восстановлением настроек безопасности.</w:t>
       </w:r>
     </w:p>
     <w:p>
@@ -1977,7 +2088,15 @@
         <w:pStyle w:val="a4"/>
       </w:pPr>
       <w:r>
-        <w:t>Документация проекта подготовлена в формате Markdown. Такой подход обеспечивает удобство редактирования, совместной работы и публикации материалов.</w:t>
+        <w:t xml:space="preserve">Документация проекта подготовлена в формате </w:t>
+      </w:r>
+      <w:proofErr w:type="spellStart"/>
+      <w:r>
+        <w:t>Markdown</w:t>
+      </w:r>
+      <w:proofErr w:type="spellEnd"/>
+      <w:r>
+        <w:t>. Такой подход обеспечивает удобство редактирования, совместной работы и публикации материалов.</w:t>
       </w:r>
     </w:p>
     <w:p>
@@ -2080,7 +2199,71 @@
         <w:pStyle w:val="a4"/>
       </w:pPr>
       <w:r>
-        <w:t>При разработке сайта использовались принципы адаптивного веб-дизайна (responsive web design), что обеспечивает корректное отображение страниц на устройствах с разным разрешением экрана: от мобильных телефонов до настольных мониторов. Для стилизации элементов применялись CSS-фреймворки и медиа-запросы. Структура HTML-документов построена с использованием семантических тегов (&lt;header&gt;, &lt;nav&gt;, &lt;main&gt;, &lt;article&gt;, &lt;footer&gt;), что положительно влияет на SEO-оптимизацию и доступность сайта для людей с ограниченными возможностями (WCAG).</w:t>
+        <w:t>При разработке сайта использовались принципы адаптивного веб-дизайна (</w:t>
+      </w:r>
+      <w:proofErr w:type="spellStart"/>
+      <w:r>
+        <w:t>responsive</w:t>
+      </w:r>
+      <w:proofErr w:type="spellEnd"/>
+      <w:r>
+        <w:t xml:space="preserve"> </w:t>
+      </w:r>
+      <w:proofErr w:type="spellStart"/>
+      <w:r>
+        <w:t>web</w:t>
+      </w:r>
+      <w:proofErr w:type="spellEnd"/>
+      <w:r>
+        <w:t xml:space="preserve"> </w:t>
+      </w:r>
+      <w:proofErr w:type="spellStart"/>
+      <w:r>
+        <w:t>design</w:t>
+      </w:r>
+      <w:proofErr w:type="spellEnd"/>
+      <w:r>
+        <w:t>), что обеспечивает корректное отображение страниц на устройствах с разным разрешением экрана: от мобильных телефонов до настольных мониторов. Для стилизации элементов применялись CSS-фреймворки и медиа-запросы. Структура HTML-документов построена с использованием семантических тегов (&lt;</w:t>
+      </w:r>
+      <w:proofErr w:type="spellStart"/>
+      <w:r>
+        <w:t>header</w:t>
+      </w:r>
+      <w:proofErr w:type="spellEnd"/>
+      <w:r>
+        <w:t>&gt;, &lt;</w:t>
+      </w:r>
+      <w:proofErr w:type="spellStart"/>
+      <w:r>
+        <w:t>nav</w:t>
+      </w:r>
+      <w:proofErr w:type="spellEnd"/>
+      <w:r>
+        <w:t>&gt;, &lt;</w:t>
+      </w:r>
+      <w:proofErr w:type="spellStart"/>
+      <w:r>
+        <w:t>main</w:t>
+      </w:r>
+      <w:proofErr w:type="spellEnd"/>
+      <w:r>
+        <w:t>&gt;, &lt;</w:t>
+      </w:r>
+      <w:proofErr w:type="spellStart"/>
+      <w:r>
+        <w:t>article</w:t>
+      </w:r>
+      <w:proofErr w:type="spellEnd"/>
+      <w:r>
+        <w:t>&gt;, &lt;</w:t>
+      </w:r>
+      <w:proofErr w:type="spellStart"/>
+      <w:r>
+        <w:t>footer</w:t>
+      </w:r>
+      <w:proofErr w:type="spellEnd"/>
+      <w:r>
+        <w:t>&gt;), что положительно влияет на SEO-оптимизацию и доступность сайта для людей с ограниченными возможностями (WCAG).</w:t>
       </w:r>
     </w:p>
     <w:p>
@@ -2125,7 +2308,15 @@
         <w:ind w:left="1134" w:firstLine="0"/>
       </w:pPr>
       <w:r>
-        <w:t>• создан и настроен Git-репозиторий проекта;</w:t>
+        <w:t xml:space="preserve">• создан и настроен </w:t>
+      </w:r>
+      <w:proofErr w:type="spellStart"/>
+      <w:r>
+        <w:t>Git</w:t>
+      </w:r>
+      <w:proofErr w:type="spellEnd"/>
+      <w:r>
+        <w:t>-репозиторий проекта;</w:t>
       </w:r>
     </w:p>
     <w:p>
@@ -2134,7 +2325,15 @@
         <w:ind w:left="1134" w:firstLine="0"/>
       </w:pPr>
       <w:r>
-        <w:t>• изучены команды Git для управления версиями;</w:t>
+        <w:t xml:space="preserve">• изучены команды </w:t>
+      </w:r>
+      <w:proofErr w:type="spellStart"/>
+      <w:r>
+        <w:t>Git</w:t>
+      </w:r>
+      <w:proofErr w:type="spellEnd"/>
+      <w:r>
+        <w:t xml:space="preserve"> для управления версиями;</w:t>
       </w:r>
     </w:p>
     <w:p>
@@ -2143,7 +2342,15 @@
         <w:ind w:left="1134" w:firstLine="0"/>
       </w:pPr>
       <w:r>
-        <w:t>• подготовлена документация в формате Markdown;</w:t>
+        <w:t xml:space="preserve">• подготовлена документация в формате </w:t>
+      </w:r>
+      <w:proofErr w:type="spellStart"/>
+      <w:r>
+        <w:t>Markdown</w:t>
+      </w:r>
+      <w:proofErr w:type="spellEnd"/>
+      <w:r>
+        <w:t>;</w:t>
       </w:r>
     </w:p>
     <w:p>
@@ -2152,7 +2359,15 @@
         <w:ind w:left="1134" w:firstLine="0"/>
       </w:pPr>
       <w:r>
-        <w:t>• разработан статический веб-сайт проекта MoodShare;</w:t>
+        <w:t xml:space="preserve">• разработан статический веб-сайт проекта </w:t>
+      </w:r>
+      <w:proofErr w:type="spellStart"/>
+      <w:r>
+        <w:t>MoodShare</w:t>
+      </w:r>
+      <w:proofErr w:type="spellEnd"/>
+      <w:r>
+        <w:t>;</w:t>
       </w:r>
     </w:p>
     <w:p>
@@ -2240,7 +2455,49 @@
         <w:rPr>
           <w:lang w:eastAsia="en-US"/>
         </w:rPr>
-        <w:t>В ходе проектной практики были получены практические навыки работы с системой контроля версий Git, платформой GitHub, языком разметки Markdown и технологиями веб-разработки HTML/CSS. Выполненные задачи позволили закрепить знания, полученные в ходе обучения, и приобрести опыт коллективной работы над проектом.</w:t>
+        <w:t xml:space="preserve">В ходе проектной практики были получены практические навыки работы с системой контроля версий </w:t>
+      </w:r>
+      <w:proofErr w:type="spellStart"/>
+      <w:r>
+        <w:rPr>
+          <w:lang w:eastAsia="en-US"/>
+        </w:rPr>
+        <w:t>Git</w:t>
+      </w:r>
+      <w:proofErr w:type="spellEnd"/>
+      <w:r>
+        <w:rPr>
+          <w:lang w:eastAsia="en-US"/>
+        </w:rPr>
+        <w:t xml:space="preserve">, платформой </w:t>
+      </w:r>
+      <w:proofErr w:type="spellStart"/>
+      <w:r>
+        <w:rPr>
+          <w:lang w:eastAsia="en-US"/>
+        </w:rPr>
+        <w:t>GitHub</w:t>
+      </w:r>
+      <w:proofErr w:type="spellEnd"/>
+      <w:r>
+        <w:rPr>
+          <w:lang w:eastAsia="en-US"/>
+        </w:rPr>
+        <w:t xml:space="preserve">, языком разметки </w:t>
+      </w:r>
+      <w:proofErr w:type="spellStart"/>
+      <w:r>
+        <w:rPr>
+          <w:lang w:eastAsia="en-US"/>
+        </w:rPr>
+        <w:t>Markdown</w:t>
+      </w:r>
+      <w:proofErr w:type="spellEnd"/>
+      <w:r>
+        <w:rPr>
+          <w:lang w:eastAsia="en-US"/>
+        </w:rPr>
+        <w:t xml:space="preserve"> и технологиями веб-разработки HTML/CSS. Выполненные задачи позволили закрепить знания, полученные в ходе обучения, и приобрести опыт коллективной работы над проектом.</w:t>
       </w:r>
     </w:p>
     <w:p>
@@ -2254,7 +2511,21 @@
         <w:rPr>
           <w:lang w:eastAsia="en-US"/>
         </w:rPr>
-        <w:t>Созданный сайт обеспечивает представление проекта MoodShare, содержит необходимую документацию и может использоваться для дальнейшего развития проекта. Практика способствовала развитию навыков проектирования, анализа требований, документирования и организации командной разработки.</w:t>
+        <w:t xml:space="preserve">Созданный сайт обеспечивает представление проекта </w:t>
+      </w:r>
+      <w:proofErr w:type="spellStart"/>
+      <w:r>
+        <w:rPr>
+          <w:lang w:eastAsia="en-US"/>
+        </w:rPr>
+        <w:t>MoodShare</w:t>
+      </w:r>
+      <w:proofErr w:type="spellEnd"/>
+      <w:r>
+        <w:rPr>
+          <w:lang w:eastAsia="en-US"/>
+        </w:rPr>
+        <w:t>, содержит необходимую документацию и может использоваться для дальнейшего развития проекта. Практика способствовала развитию навыков проектирования, анализа требований, документирования и организации командной разработки.</w:t>
       </w:r>
     </w:p>
     <w:p>
@@ -2293,7 +2564,23 @@
         </w:numPr>
       </w:pPr>
       <w:r>
-        <w:t xml:space="preserve">Шатилов, Ю. Ю. Web-технологии : учебное пособие / Ю. Ю. Шатилов, О. В. Шиляева. — Ростов-на-Дону: Рост. гос. строит. ун-т, 2015. — 100 с. </w:t>
+        <w:t xml:space="preserve">Шатилов, Ю. Ю. Web-технологии : учебное пособие / Ю. Ю. Шатилов, О. В. </w:t>
+      </w:r>
+      <w:proofErr w:type="spellStart"/>
+      <w:r>
+        <w:t>Шиляева</w:t>
+      </w:r>
+      <w:proofErr w:type="spellEnd"/>
+      <w:r>
+        <w:t xml:space="preserve">. — </w:t>
+      </w:r>
+      <w:proofErr w:type="spellStart"/>
+      <w:r>
+        <w:t>Ростов</w:t>
+      </w:r>
+      <w:proofErr w:type="spellEnd"/>
+      <w:r>
+        <w:t xml:space="preserve">-на-Дону: Рост. гос. строит. ун-т, 2015. — 100 с. </w:t>
       </w:r>
     </w:p>
     <w:p>
@@ -2304,8 +2591,53 @@
           <w:numId w:val="14"/>
         </w:numPr>
       </w:pPr>
-      <w:r>
-        <w:t xml:space="preserve">Medvedev, M. A. Web Technologies in Business: textbook / M. A. Medvedev, M. A. Medvedeva; под редакцией D. B. Berg. — Екатеринбург: Издательство Уральского университета, 2024. </w:t>
+      <w:proofErr w:type="spellStart"/>
+      <w:r>
+        <w:t>Medvedev</w:t>
+      </w:r>
+      <w:proofErr w:type="spellEnd"/>
+      <w:r>
+        <w:t xml:space="preserve">, M. A. Web Technologies </w:t>
+      </w:r>
+      <w:proofErr w:type="spellStart"/>
+      <w:r>
+        <w:t>in</w:t>
+      </w:r>
+      <w:proofErr w:type="spellEnd"/>
+      <w:r>
+        <w:t xml:space="preserve"> Business: </w:t>
+      </w:r>
+      <w:proofErr w:type="spellStart"/>
+      <w:r>
+        <w:t>textbook</w:t>
+      </w:r>
+      <w:proofErr w:type="spellEnd"/>
+      <w:r>
+        <w:t xml:space="preserve"> / M. A. </w:t>
+      </w:r>
+      <w:proofErr w:type="spellStart"/>
+      <w:r>
+        <w:t>Medvedev</w:t>
+      </w:r>
+      <w:proofErr w:type="spellEnd"/>
+      <w:r>
+        <w:t xml:space="preserve">, M. A. </w:t>
+      </w:r>
+      <w:proofErr w:type="spellStart"/>
+      <w:r>
+        <w:t>Medvedeva</w:t>
+      </w:r>
+      <w:proofErr w:type="spellEnd"/>
+      <w:r>
+        <w:t xml:space="preserve">; под редакцией D. B. </w:t>
+      </w:r>
+      <w:proofErr w:type="spellStart"/>
+      <w:r>
+        <w:t>Berg</w:t>
+      </w:r>
+      <w:proofErr w:type="spellEnd"/>
+      <w:r>
+        <w:t xml:space="preserve">. — Екатеринбург: Издательство Уральского университета, 2024. </w:t>
       </w:r>
     </w:p>
     <w:p>
@@ -2316,8 +2648,29 @@
           <w:numId w:val="14"/>
         </w:numPr>
       </w:pPr>
-      <w:r>
-        <w:t>GitHub Docs: официальная документация / GitHub. — Электронные текстовые данные. — URL: </w:t>
+      <w:proofErr w:type="spellStart"/>
+      <w:r>
+        <w:t>GitHub</w:t>
+      </w:r>
+      <w:proofErr w:type="spellEnd"/>
+      <w:r>
+        <w:t xml:space="preserve"> </w:t>
+      </w:r>
+      <w:proofErr w:type="spellStart"/>
+      <w:r>
+        <w:t>Docs</w:t>
+      </w:r>
+      <w:proofErr w:type="spellEnd"/>
+      <w:r>
+        <w:t xml:space="preserve">: официальная документация / </w:t>
+      </w:r>
+      <w:proofErr w:type="spellStart"/>
+      <w:r>
+        <w:t>GitHub</w:t>
+      </w:r>
+      <w:proofErr w:type="spellEnd"/>
+      <w:r>
+        <w:t>. — Электронные текстовые данные. — URL: </w:t>
       </w:r>
       <w:hyperlink r:id="rId8" w:tgtFrame="_blank" w:history="1">
         <w:r>
@@ -2345,8 +2698,29 @@
           <w:numId w:val="14"/>
         </w:numPr>
       </w:pPr>
-      <w:r>
-        <w:t>Markdown Guide / Matt Cone. — Электронные текстовые данные. — URL: </w:t>
+      <w:proofErr w:type="spellStart"/>
+      <w:r>
+        <w:t>Markdown</w:t>
+      </w:r>
+      <w:proofErr w:type="spellEnd"/>
+      <w:r>
+        <w:t xml:space="preserve"> Guide / </w:t>
+      </w:r>
+      <w:proofErr w:type="spellStart"/>
+      <w:r>
+        <w:t>Matt</w:t>
+      </w:r>
+      <w:proofErr w:type="spellEnd"/>
+      <w:r>
+        <w:t xml:space="preserve"> </w:t>
+      </w:r>
+      <w:proofErr w:type="spellStart"/>
+      <w:r>
+        <w:t>Cone</w:t>
+      </w:r>
+      <w:proofErr w:type="spellEnd"/>
+      <w:r>
+        <w:t>. — Электронные текстовые данные. — URL: </w:t>
       </w:r>
       <w:hyperlink r:id="rId9" w:tgtFrame="_blank" w:history="1">
         <w:r>
@@ -2375,7 +2749,15 @@
         </w:numPr>
       </w:pPr>
       <w:r>
-        <w:t>MDN Web Docs: документация по HTML и CSS / Mozilla. — Электронные текстовые данные. — URL: </w:t>
+        <w:t xml:space="preserve">MDN Web </w:t>
+      </w:r>
+      <w:proofErr w:type="spellStart"/>
+      <w:r>
+        <w:t>Docs</w:t>
+      </w:r>
+      <w:proofErr w:type="spellEnd"/>
+      <w:r>
+        <w:t>: документация по HTML и CSS / Mozilla. — Электронные текстовые данные. — URL: </w:t>
       </w:r>
       <w:hyperlink r:id="rId10" w:tgtFrame="_blank" w:history="1">
         <w:r>

--- a/reports/Отчет.docx
+++ b/reports/Отчет.docx
@@ -304,6 +304,15 @@
           <w:sz w:val="28"/>
           <w:lang w:eastAsia="en-US" w:bidi="en-US"/>
         </w:rPr>
+        <w:t>ки</w:t>
+      </w:r>
+      <w:r>
+        <w:rPr>
+          <w:rFonts w:ascii="Times New Roman" w:eastAsia="Times New Roman" w:hAnsi="Times New Roman" w:cs="Times New Roman"/>
+          <w:color w:val="000000"/>
+          <w:sz w:val="28"/>
+          <w:lang w:eastAsia="en-US" w:bidi="en-US"/>
+        </w:rPr>
         <w:t xml:space="preserve">: </w:t>
       </w:r>
       <w:r>
@@ -400,7 +409,16 @@
           <w:sz w:val="28"/>
           <w:lang w:eastAsia="en-US" w:bidi="en-US"/>
         </w:rPr>
-        <w:t>, кафедра _________________</w:t>
+        <w:t xml:space="preserve">, кафедра </w:t>
+      </w:r>
+      <w:r>
+        <w:rPr>
+          <w:rFonts w:ascii="Times New Roman" w:eastAsia="Times New Roman" w:hAnsi="Times New Roman" w:cs="Times New Roman"/>
+          <w:color w:val="000000"/>
+          <w:sz w:val="28"/>
+          <w:lang w:eastAsia="en-US" w:bidi="en-US"/>
+        </w:rPr>
+        <w:t>Информатика и информационные технологии</w:t>
       </w:r>
     </w:p>
     <w:p>
@@ -436,13 +454,9 @@
           <w:szCs w:val="28"/>
           <w:lang w:eastAsia="en-US" w:bidi="en-US"/>
         </w:rPr>
-        <w:t>Отчет принят с оценкой _______________ Дата ________________________</w:t>
-      </w:r>
-    </w:p>
-    <w:p>
-      <w:pPr>
-        <w:spacing w:before="100" w:beforeAutospacing="1" w:after="100" w:afterAutospacing="1" w:line="360" w:lineRule="auto"/>
-        <w:ind w:left="-5" w:right="67"/>
+        <w:t>Отчет принят с оценкой _______________ Дата _______</w:t>
+      </w:r>
+      <w:r>
         <w:rPr>
           <w:rFonts w:ascii="Times New Roman" w:eastAsia="Times New Roman" w:hAnsi="Times New Roman" w:cs="Times New Roman"/>
           <w:color w:val="000000"/>
@@ -450,7 +464,8 @@
           <w:szCs w:val="28"/>
           <w:lang w:eastAsia="en-US" w:bidi="en-US"/>
         </w:rPr>
-      </w:pPr>
+        <w:t>15.06.2026</w:t>
+      </w:r>
       <w:r>
         <w:rPr>
           <w:rFonts w:ascii="Times New Roman" w:eastAsia="Times New Roman" w:hAnsi="Times New Roman" w:cs="Times New Roman"/>
@@ -459,9 +474,13 @@
           <w:szCs w:val="28"/>
           <w:lang w:eastAsia="en-US" w:bidi="en-US"/>
         </w:rPr>
-        <w:t xml:space="preserve">Руководитель практики: </w:t>
-      </w:r>
-      <w:r>
+        <w:t>___________</w:t>
+      </w:r>
+    </w:p>
+    <w:p>
+      <w:pPr>
+        <w:spacing w:before="100" w:beforeAutospacing="1" w:after="100" w:afterAutospacing="1" w:line="360" w:lineRule="auto"/>
+        <w:ind w:left="-5" w:right="67"/>
         <w:rPr>
           <w:rFonts w:ascii="Times New Roman" w:eastAsia="Times New Roman" w:hAnsi="Times New Roman" w:cs="Times New Roman"/>
           <w:color w:val="000000"/>
@@ -469,13 +488,8 @@
           <w:szCs w:val="28"/>
           <w:lang w:eastAsia="en-US" w:bidi="en-US"/>
         </w:rPr>
-        <w:t>_________________________________</w:t>
-      </w:r>
-    </w:p>
-    <w:p>
-      <w:pPr>
-        <w:spacing w:before="100" w:beforeAutospacing="1" w:after="100" w:afterAutospacing="1" w:line="360" w:lineRule="auto"/>
-        <w:ind w:left="-5" w:right="67"/>
+      </w:pPr>
+      <w:r>
         <w:rPr>
           <w:rFonts w:ascii="Times New Roman" w:eastAsia="Times New Roman" w:hAnsi="Times New Roman" w:cs="Times New Roman"/>
           <w:color w:val="000000"/>
@@ -483,12 +497,23 @@
           <w:szCs w:val="28"/>
           <w:lang w:eastAsia="en-US" w:bidi="en-US"/>
         </w:rPr>
-      </w:pPr>
+        <w:t xml:space="preserve">Руководитель практики: </w:t>
+      </w:r>
+      <w:r>
+        <w:rPr>
+          <w:rFonts w:ascii="Times New Roman" w:eastAsia="Times New Roman" w:hAnsi="Times New Roman" w:cs="Times New Roman"/>
+          <w:color w:val="000000"/>
+          <w:sz w:val="28"/>
+          <w:szCs w:val="28"/>
+          <w:lang w:eastAsia="en-US" w:bidi="en-US"/>
+        </w:rPr>
+        <w:t>Меньшикова Наталия Павловна</w:t>
+      </w:r>
     </w:p>
     <w:p>
       <w:pPr>
         <w:spacing w:before="100" w:beforeAutospacing="1" w:after="100" w:afterAutospacing="1" w:line="360" w:lineRule="auto"/>
-        <w:ind w:left="-5" w:right="67"/>
+        <w:ind w:right="67"/>
         <w:rPr>
           <w:rFonts w:ascii="Times New Roman" w:eastAsia="Times New Roman" w:hAnsi="Times New Roman" w:cs="Times New Roman"/>
           <w:color w:val="000000"/>
